--- a/Studio 4 PDR Planning Worksheet (1).docx
+++ b/Studio 4 PDR Planning Worksheet (1).docx
@@ -326,7 +326,14 @@
         <w:rPr>
           <w:lang w:val="en-NZ" w:eastAsia="en-GB"/>
         </w:rPr>
-        <w:t xml:space="preserve"> regularly to development of new product features </w:t>
+        <w:t xml:space="preserve"> regularly to development of new product </w:t>
+      </w:r>
+      <w:proofErr w:type="gramStart"/>
+      <w:r>
+        <w:rPr>
+          <w:lang w:val="en-NZ" w:eastAsia="en-GB"/>
+        </w:rPr>
+        <w:t>features </w:t>
       </w:r>
       <w:r>
         <w:rPr>
@@ -338,7 +345,14 @@
         <w:rPr>
           <w:lang w:val="en-NZ" w:eastAsia="en-GB"/>
         </w:rPr>
-        <w:t xml:space="preserve">that meet </w:t>
+        <w:t>that</w:t>
+      </w:r>
+      <w:proofErr w:type="gramEnd"/>
+      <w:r>
+        <w:rPr>
+          <w:lang w:val="en-NZ" w:eastAsia="en-GB"/>
+        </w:rPr>
+        <w:t xml:space="preserve"> meet </w:t>
       </w:r>
       <w:r>
         <w:rPr>
@@ -795,7 +809,21 @@
               <w:rPr>
                 <w:rFonts w:cs="Arial"/>
               </w:rPr>
-              <w:t xml:space="preserve">My team communication was lacking and sprint planning was a </w:t>
+              <w:t xml:space="preserve">My team communication was </w:t>
+            </w:r>
+            <w:proofErr w:type="gramStart"/>
+            <w:r>
+              <w:rPr>
+                <w:rFonts w:cs="Arial"/>
+              </w:rPr>
+              <w:t>lacking</w:t>
+            </w:r>
+            <w:proofErr w:type="gramEnd"/>
+            <w:r>
+              <w:rPr>
+                <w:rFonts w:cs="Arial"/>
+              </w:rPr>
+              <w:t xml:space="preserve"> and sprint planning was a </w:t>
             </w:r>
             <w:r>
               <w:rPr>
@@ -807,7 +835,21 @@
               <w:rPr>
                 <w:rFonts w:cs="Arial"/>
               </w:rPr>
-              <w:t>ambitious. Swapping to velocity point based planning helped near the end.</w:t>
+              <w:t xml:space="preserve">ambitious. Swapping to velocity </w:t>
+            </w:r>
+            <w:proofErr w:type="gramStart"/>
+            <w:r>
+              <w:rPr>
+                <w:rFonts w:cs="Arial"/>
+              </w:rPr>
+              <w:t>point based</w:t>
+            </w:r>
+            <w:proofErr w:type="gramEnd"/>
+            <w:r>
+              <w:rPr>
+                <w:rFonts w:cs="Arial"/>
+              </w:rPr>
+              <w:t xml:space="preserve"> planning helped near the end.</w:t>
             </w:r>
           </w:p>
           <w:p>
@@ -817,11 +859,19 @@
                 <w:szCs w:val="22"/>
               </w:rPr>
             </w:pPr>
+            <w:proofErr w:type="gramStart"/>
             <w:r>
               <w:rPr>
                 <w:rFonts w:cs="Arial"/>
               </w:rPr>
-              <w:t>Additionally I spent too long helping teammates instead of doing actual coding.</w:t>
+              <w:t>Additionally</w:t>
+            </w:r>
+            <w:proofErr w:type="gramEnd"/>
+            <w:r>
+              <w:rPr>
+                <w:rFonts w:cs="Arial"/>
+              </w:rPr>
+              <w:t xml:space="preserve"> I spent too long helping teammates instead of doing actual coding.</w:t>
             </w:r>
           </w:p>
         </w:tc>
@@ -914,7 +964,21 @@
               <w:rPr>
                 <w:rFonts w:cs="Arial"/>
               </w:rPr>
-              <w:t xml:space="preserve"> Also an increase in “brain fog” and headaches as a result.</w:t>
+              <w:t xml:space="preserve"> </w:t>
+            </w:r>
+            <w:proofErr w:type="gramStart"/>
+            <w:r>
+              <w:rPr>
+                <w:rFonts w:cs="Arial"/>
+              </w:rPr>
+              <w:t>Also</w:t>
+            </w:r>
+            <w:proofErr w:type="gramEnd"/>
+            <w:r>
+              <w:rPr>
+                <w:rFonts w:cs="Arial"/>
+              </w:rPr>
+              <w:t xml:space="preserve"> an increase in “brain fog” and headaches as a result.</w:t>
             </w:r>
           </w:p>
         </w:tc>
@@ -1503,13 +1567,6 @@
           <w:lang w:val="en-NZ" w:eastAsia="en-GB"/>
         </w:rPr>
       </w:pPr>
-    </w:p>
-    <w:p>
-      <w:pPr>
-        <w:rPr>
-          <w:lang w:val="en-NZ" w:eastAsia="en-GB"/>
-        </w:rPr>
-      </w:pPr>
       <w:r>
         <w:rPr>
           <w:rFonts w:ascii="Arial" w:hAnsi="Arial" w:cs="Arial"/>
@@ -1519,9 +1576,9 @@
         </w:rPr>
         <w:lastRenderedPageBreak/>
         <w:drawing>
-          <wp:inline distT="0" distB="0" distL="0" distR="0" wp14:anchorId="35280041" wp14:editId="5A9E7D60">
-            <wp:extent cx="6184900" cy="5327015"/>
-            <wp:effectExtent l="0" t="0" r="6350" b="6985"/>
+          <wp:inline distT="0" distB="0" distL="0" distR="0" wp14:anchorId="51B56B95" wp14:editId="37ED1390">
+            <wp:extent cx="4545227" cy="3914775"/>
+            <wp:effectExtent l="0" t="0" r="8255" b="0"/>
             <wp:docPr id="563089503" name="Picture 1"/>
             <wp:cNvGraphicFramePr>
               <a:graphicFrameLocks xmlns:a="http://schemas.openxmlformats.org/drawingml/2006/main" noChangeAspect="1"/>
@@ -1542,7 +1599,7 @@
                   <pic:spPr>
                     <a:xfrm>
                       <a:off x="0" y="0"/>
-                      <a:ext cx="6184900" cy="5327015"/>
+                      <a:ext cx="4548046" cy="3917203"/>
                     </a:xfrm>
                     <a:prstGeom prst="rect">
                       <a:avLst/>
@@ -1554,6 +1611,13 @@
           </wp:inline>
         </w:drawing>
       </w:r>
+    </w:p>
+    <w:p>
+      <w:pPr>
+        <w:rPr>
+          <w:lang w:val="en-NZ" w:eastAsia="en-GB"/>
+        </w:rPr>
+      </w:pPr>
     </w:p>
     <w:p>
       <w:pPr>
@@ -1657,6 +1721,19 @@
           <w:lang w:val="en-NZ" w:eastAsia="en-GB"/>
         </w:rPr>
       </w:pPr>
+      <w:r>
+        <w:rPr>
+          <w:lang w:val="en-NZ" w:eastAsia="en-GB"/>
+        </w:rPr>
+        <w:t>We also frequently used user stories to make sure that we</w:t>
+      </w:r>
+    </w:p>
+    <w:p>
+      <w:pPr>
+        <w:rPr>
+          <w:lang w:val="en-NZ" w:eastAsia="en-GB"/>
+        </w:rPr>
+      </w:pPr>
     </w:p>
     <w:p>
       <w:pPr>
@@ -1713,7 +1790,6 @@
           <w:bCs/>
           <w:lang w:val="en-NZ" w:eastAsia="en-GB"/>
         </w:rPr>
-        <w:lastRenderedPageBreak/>
         <w:t>Demonstrate professionalism in your use of project management and communication tools.</w:t>
       </w:r>
       <w:r>
@@ -1779,7 +1855,7 @@
           <w:iCs/>
           <w:lang w:val="en-NZ" w:eastAsia="en-GB"/>
         </w:rPr>
-        <w:t xml:space="preserve"> the features of GitHub to </w:t>
+        <w:t xml:space="preserve"> the features of </w:t>
       </w:r>
       <w:r>
         <w:rPr>
@@ -1787,7 +1863,8 @@
           <w:iCs/>
           <w:lang w:val="en-NZ" w:eastAsia="en-GB"/>
         </w:rPr>
-        <w:t>keep everything well-organised?</w:t>
+        <w:lastRenderedPageBreak/>
+        <w:t xml:space="preserve">GitHub to </w:t>
       </w:r>
       <w:r>
         <w:rPr>
@@ -1795,7 +1872,33 @@
           <w:iCs/>
           <w:lang w:val="en-NZ" w:eastAsia="en-GB"/>
         </w:rPr>
-        <w:t xml:space="preserve"> Do you respond to comments from your team mates in a timely manner and with professional tone?</w:t>
+        <w:t>keep everything well-organised?</w:t>
+      </w:r>
+      <w:r>
+        <w:rPr>
+          <w:i/>
+          <w:iCs/>
+          <w:lang w:val="en-NZ" w:eastAsia="en-GB"/>
+        </w:rPr>
+        <w:t xml:space="preserve"> Do you respond to comments from your </w:t>
+      </w:r>
+      <w:proofErr w:type="gramStart"/>
+      <w:r>
+        <w:rPr>
+          <w:i/>
+          <w:iCs/>
+          <w:lang w:val="en-NZ" w:eastAsia="en-GB"/>
+        </w:rPr>
+        <w:t>team mates</w:t>
+      </w:r>
+      <w:proofErr w:type="gramEnd"/>
+      <w:r>
+        <w:rPr>
+          <w:i/>
+          <w:iCs/>
+          <w:lang w:val="en-NZ" w:eastAsia="en-GB"/>
+        </w:rPr>
+        <w:t xml:space="preserve"> in a timely manner and with professional tone?</w:t>
       </w:r>
     </w:p>
     <w:p>
@@ -2177,7 +2280,6 @@
           <w:bCs/>
           <w:lang w:val="en-NZ" w:eastAsia="en-GB"/>
         </w:rPr>
-        <w:lastRenderedPageBreak/>
         <w:t>Participate regularly in code/solution review to ensure high-quality outputs </w:t>
       </w:r>
     </w:p>
@@ -2218,7 +2320,16 @@
           <w:iCs/>
           <w:lang w:val="en-NZ" w:eastAsia="en-GB"/>
         </w:rPr>
-        <w:t>your feedback?</w:t>
+        <w:t xml:space="preserve">your </w:t>
+      </w:r>
+      <w:r>
+        <w:rPr>
+          <w:i/>
+          <w:iCs/>
+          <w:lang w:val="en-NZ" w:eastAsia="en-GB"/>
+        </w:rPr>
+        <w:lastRenderedPageBreak/>
+        <w:t>feedback?</w:t>
       </w:r>
       <w:r>
         <w:rPr>
@@ -2516,13 +2627,23 @@
         </w:rPr>
         <w:t xml:space="preserve">? Have you contributed to </w:t>
       </w:r>
+      <w:proofErr w:type="gramStart"/>
       <w:r>
         <w:rPr>
           <w:i/>
           <w:iCs/>
           <w:lang w:val="en-NZ" w:eastAsia="en-GB"/>
         </w:rPr>
-        <w:t xml:space="preserve">all of the aspects listed above in almost every Sprint, in addition to your development work? Have you written tests to go with your code? </w:t>
+        <w:t>all of</w:t>
+      </w:r>
+      <w:proofErr w:type="gramEnd"/>
+      <w:r>
+        <w:rPr>
+          <w:i/>
+          <w:iCs/>
+          <w:lang w:val="en-NZ" w:eastAsia="en-GB"/>
+        </w:rPr>
+        <w:t xml:space="preserve"> the aspects listed above in almost every Sprint, in addition to your development work? Have you written tests to go with your code? </w:t>
       </w:r>
       <w:r>
         <w:rPr>
